--- a/data/employees/EMP039/AST-EMP039-03.docx
+++ b/data/employees/EMP039/AST-EMP039-03.docx
@@ -7,10 +7,7 @@
         <w:pStyle w:val="Heading1"/>
       </w:pPr>
       <w:r>
-        <w:rPr>
-          <w:sz w:val="36"/>
-        </w:rPr>
-        <w:t>Design specification - EMP039</w:t>
+        <w:t>Ast Emp039 03 - EMP039</w:t>
       </w:r>
     </w:p>
     <w:p>
@@ -18,130 +15,32 @@
         <w:pStyle w:val="Heading2"/>
       </w:pPr>
       <w:r>
-        <w:t>Document Metadata</w:t>
-      </w:r>
-    </w:p>
-    <w:tbl>
-      <w:tblPr>
-        <w:tblStyle w:val="TableGrid"/>
-        <w:tblW w:type="auto" w:w="0"/>
-        <w:tblLook w:firstColumn="1" w:firstRow="1" w:lastColumn="0" w:lastRow="0" w:noHBand="0" w:noVBand="1" w:val="04A0"/>
-      </w:tblPr>
-      <w:tblGrid>
-        <w:gridCol w:w="4320"/>
-        <w:gridCol w:w="4320"/>
-      </w:tblGrid>
-      <w:tr>
-        <w:tc>
-          <w:tcPr>
-            <w:tcW w:type="dxa" w:w="4320"/>
-          </w:tcPr>
-          <w:p>
-            <w:r>
-              <w:t>Author</w:t>
-            </w:r>
-          </w:p>
-        </w:tc>
-        <w:tc>
-          <w:tcPr>
-            <w:tcW w:type="dxa" w:w="4320"/>
-          </w:tcPr>
-          <w:p>
-            <w:r>
-              <w:t>Drew Kim</w:t>
-            </w:r>
-          </w:p>
-        </w:tc>
-      </w:tr>
-      <w:tr>
-        <w:tc>
-          <w:tcPr>
-            <w:tcW w:type="dxa" w:w="4320"/>
-          </w:tcPr>
-          <w:p>
-            <w:r>
-              <w:t>Role / Department</w:t>
-            </w:r>
-          </w:p>
-        </w:tc>
-        <w:tc>
-          <w:tcPr>
-            <w:tcW w:type="dxa" w:w="4320"/>
-          </w:tcPr>
-          <w:p>
-            <w:r>
-              <w:t>Director | R&amp;D</w:t>
-            </w:r>
-          </w:p>
-        </w:tc>
-      </w:tr>
-      <w:tr>
-        <w:tc>
-          <w:tcPr>
-            <w:tcW w:type="dxa" w:w="4320"/>
-          </w:tcPr>
-          <w:p>
-            <w:r>
-              <w:t>Location</w:t>
-            </w:r>
-          </w:p>
-        </w:tc>
-        <w:tc>
-          <w:tcPr>
-            <w:tcW w:type="dxa" w:w="4320"/>
-          </w:tcPr>
-          <w:p>
-            <w:r>
-              <w:t>Fremont</w:t>
-            </w:r>
-          </w:p>
-        </w:tc>
-      </w:tr>
-      <w:tr>
-        <w:tc>
-          <w:tcPr>
-            <w:tcW w:type="dxa" w:w="4320"/>
-          </w:tcPr>
-          <w:p>
-            <w:r>
-              <w:t>Last Modified</w:t>
-            </w:r>
-          </w:p>
-        </w:tc>
-        <w:tc>
-          <w:tcPr>
-            <w:tcW w:type="dxa" w:w="4320"/>
-          </w:tcPr>
-          <w:p>
-            <w:r>
-              <w:t>2025-02-12</w:t>
-            </w:r>
-          </w:p>
-        </w:tc>
-      </w:tr>
-    </w:tbl>
-    <w:p/>
-    <w:p>
-      <w:pPr>
-        <w:pStyle w:val="Heading2"/>
-      </w:pPr>
-      <w:r>
-        <w:t>Specification</w:t>
+        <w:t>Page 1</w:t>
       </w:r>
     </w:p>
     <w:p>
       <w:r>
-        <w:t>Design Specification: High-Throughput Experimentation Platform</w:t>
+        <w:t>Section 1: Department KPI performance. EMP039 contributes to ast emp039 03 through recurring collaboration, clear ownership boundaries, and measurable outcomes. The team captures decisions, open issues, and handoffs so that knowledge remains discoverable for future programs.</w:t>
       </w:r>
     </w:p>
     <w:p>
       <w:r>
-        <w:t>Version: 0.9 (Draft)</w:t>
+        <w:t>Section 2: Department KPI performance. EMP039 contributes to ast emp039 03 through recurring collaboration, clear ownership boundaries, and measurable outcomes. The team captures decisions, open issues, and handoffs so that knowledge remains discoverable for future programs.</w:t>
       </w:r>
     </w:p>
     <w:p>
       <w:r>
-        <w:t>This specification describes the architecture for the automated high-throughput experimentation platform. Robotic sample handling integrates with the LIMS via REST API. ML-driven parameter optimisation suggests next experiment conditions based on Bayesian optimisation.</w:t>
+        <w:t>Section 3: Data quality remediation. EMP039 contributes to ast emp039 03 through recurring collaboration, clear ownership boundaries, and measurable outcomes. The team captures decisions, open issues, and handoffs so that knowledge remains discoverable for future programs.</w:t>
+      </w:r>
+    </w:p>
+    <w:p>
+      <w:r>
+        <w:t>Section 4: Knowledge transfer and onboarding. EMP039 contributes to ast emp039 03 through recurring collaboration, clear ownership boundaries, and measurable outcomes. The team captures decisions, open issues, and handoffs so that knowledge remains discoverable for future programs.</w:t>
+      </w:r>
+    </w:p>
+    <w:p>
+      <w:r>
+        <w:br w:type="page"/>
       </w:r>
     </w:p>
     <w:p>
@@ -149,12 +48,60 @@
         <w:pStyle w:val="Heading2"/>
       </w:pPr>
       <w:r>
-        <w:t>Author Competencies</w:t>
+        <w:t>Page 2</w:t>
       </w:r>
     </w:p>
     <w:p>
       <w:r>
-        <w:t>Python, SQL, Fabric, Ontology</w:t>
+        <w:t>Section 1: Automation backlog refinement. EMP039 contributes to ast emp039 03 through recurring collaboration, clear ownership boundaries, and measurable outcomes. The team captures decisions, open issues, and handoffs so that knowledge remains discoverable for future programs.</w:t>
+      </w:r>
+    </w:p>
+    <w:p>
+      <w:r>
+        <w:t>Section 2: Automation backlog refinement. EMP039 contributes to ast emp039 03 through recurring collaboration, clear ownership boundaries, and measurable outcomes. The team captures decisions, open issues, and handoffs so that knowledge remains discoverable for future programs.</w:t>
+      </w:r>
+    </w:p>
+    <w:p>
+      <w:r>
+        <w:t>Section 3: Department KPI performance. EMP039 contributes to ast emp039 03 through recurring collaboration, clear ownership boundaries, and measurable outcomes. The team captures decisions, open issues, and handoffs so that knowledge remains discoverable for future programs.</w:t>
+      </w:r>
+    </w:p>
+    <w:p>
+      <w:r>
+        <w:t>Section 4: Knowledge transfer and onboarding. EMP039 contributes to ast emp039 03 through recurring collaboration, clear ownership boundaries, and measurable outcomes. The team captures decisions, open issues, and handoffs so that knowledge remains discoverable for future programs.</w:t>
+      </w:r>
+    </w:p>
+    <w:p>
+      <w:r>
+        <w:br w:type="page"/>
+      </w:r>
+    </w:p>
+    <w:p>
+      <w:pPr>
+        <w:pStyle w:val="Heading2"/>
+      </w:pPr>
+      <w:r>
+        <w:t>Page 3</w:t>
+      </w:r>
+    </w:p>
+    <w:p>
+      <w:r>
+        <w:t>Section 1: Customer escalation analysis. EMP039 contributes to ast emp039 03 through recurring collaboration, clear ownership boundaries, and measurable outcomes. The team captures decisions, open issues, and handoffs so that knowledge remains discoverable for future programs.</w:t>
+      </w:r>
+    </w:p>
+    <w:p>
+      <w:r>
+        <w:t>Section 2: Operational risk review. EMP039 contributes to ast emp039 03 through recurring collaboration, clear ownership boundaries, and measurable outcomes. The team captures decisions, open issues, and handoffs so that knowledge remains discoverable for future programs.</w:t>
+      </w:r>
+    </w:p>
+    <w:p>
+      <w:r>
+        <w:t>Section 3: Fabric semantic model planning. EMP039 contributes to ast emp039 03 through recurring collaboration, clear ownership boundaries, and measurable outcomes. The team captures decisions, open issues, and handoffs so that knowledge remains discoverable for future programs.</w:t>
+      </w:r>
+    </w:p>
+    <w:p>
+      <w:r>
+        <w:t>Section 4: Department KPI performance. EMP039 contributes to ast emp039 03 through recurring collaboration, clear ownership boundaries, and measurable outcomes. The team captures decisions, open issues, and handoffs so that knowledge remains discoverable for future programs.</w:t>
       </w:r>
     </w:p>
     <w:sectPr>
